--- a/acts-sermons/docx/24_2027-03-28_흩어진사람들이두루다니며_행8장1-8절.docx
+++ b/acts-sermons/docx/24_2027-03-28_흩어진사람들이두루다니며_행8장1-8절.docx
@@ -648,6 +648,19 @@
           <w:sz w:val="24"/>
           <w:szCs w:val="24"/>
         </w:rPr>
+        <w:t xml:space="preserve">여기서 우리는 종교개혁자들이 회복한 ‘모든 신자의 제사장 됨’의 진리를 봅니다. 하나님 앞에 나아가고 그분을 증언하는 일은 특별한 계급에게만 맡겨진 것이 아닙니다. 베드로전서 2장 9절은 성도를 ‘왕 같은 제사장들’이라 부르고, 그 목적을 ‘너희를 어두운 데서 불러 내어 그의 기이한 빛에 들어가게 하신 이의 아름다운 덕을 선포하게 하려 하심이라’고 말합니다. 흩어진 성도들은 바로 이 부르심대로 살았습니다.</w:t>
+      </w:r>
+    </w:p>
+    <w:p>
+      <w:pPr>
+        <w:spacing w:after="160" w:line="360"/>
+      </w:pPr>
+      <w:r>
+        <w:rPr>
+          <w:rFonts w:ascii="맑은 고딕" w:cs="맑은 고딕" w:eastAsia="맑은 고딕" w:hAnsi="맑은 고딕"/>
+          <w:sz w:val="24"/>
+          <w:szCs w:val="24"/>
+        </w:rPr>
         <w:t xml:space="preserve">5절은 그 가운데 한 사람, 빌립을 소개합니다. 빌립은 6장에서 세운 일곱 집사 중 한 사람이었습니다. 원래 그는 구제를 맡은 사람이었습니다. 그런데 흩어진 빌립은 사마리아 성에 내려가 ‘그리스도를 백성에게 전파’했습니다. 그가 전한 것은 자기 경험이나 처세술이 아니라 ‘그리스도’였습니다. 복음의 중심은 언제나 그리스도이십니다. 하나님은 직분의 높낮이와 상관없이, 그리스도를 아는 모든 성도를 당신의 증인으로 사용하십니다.</w:t>
       </w:r>
     </w:p>
@@ -815,6 +828,19 @@
           <w:szCs w:val="24"/>
         </w:rPr>
         <w:t xml:space="preserve">거창한 말을 준비할 필요는 없습니다. 나아만의 여종처럼 한마디면 됩니다. ‘제가 다니는 교회에 한번 같이 가 보실래요?’ ‘힘드실 때 제가 기도해 드려도 될까요?’ ‘저는 예수님 때문에 이 어려움을 견뎠어요.’</w:t>
+      </w:r>
+    </w:p>
+    <w:p>
+      <w:pPr>
+        <w:spacing w:after="160" w:line="360"/>
+      </w:pPr>
+      <w:r>
+        <w:rPr>
+          <w:rFonts w:ascii="맑은 고딕" w:cs="맑은 고딕" w:eastAsia="맑은 고딕" w:hAnsi="맑은 고딕"/>
+          <w:sz w:val="24"/>
+          <w:szCs w:val="24"/>
+        </w:rPr>
+        <w:t xml:space="preserve">여러분의 직업과 일상도 복음의 통로입니다. 흩어진 성도들은 일부러 전도 여행을 떠난 것이 아니라, 살기 위해 옮겨 간 곳에서 자기 일을 하며 복음을 나누었습니다. 장사하는 분은 정직한 거래로, 가르치는 분은 성실한 가르침으로, 집안을 돌보는 분은 이웃을 향한 따뜻한 환대로 그리스도를 보여 주십시오. 삶이 먼저 열어 놓은 문으로 복음의 말이 들어갑니다.</w:t>
       </w:r>
     </w:p>
     <w:p>
@@ -965,6 +991,19 @@
           <w:sz w:val="24"/>
           <w:szCs w:val="24"/>
         </w:rPr>
+        <w:t xml:space="preserve">또 하나 기억할 것이 있습니다. 사마리아 성의 큰 기쁨은 빌립이 세운 계획의 결과가 아니었습니다. 승천하시기 전 주님께서 ‘사마리아’까지 증인이 되리라고 약속하신 그 말씀을, 하늘에 계신 그리스도께서 성령으로 이루신 결과였습니다. 교회의 참된 부흥은 사람의 전략에서 나오지 않습니다. 그리스도의 약속과 성령의 역사에서 나옵니다.</w:t>
+      </w:r>
+    </w:p>
+    <w:p>
+      <w:pPr>
+        <w:spacing w:after="160" w:line="360"/>
+      </w:pPr>
+      <w:r>
+        <w:rPr>
+          <w:rFonts w:ascii="맑은 고딕" w:cs="맑은 고딕" w:eastAsia="맑은 고딕" w:hAnsi="맑은 고딕"/>
+          <w:sz w:val="24"/>
+          <w:szCs w:val="24"/>
+        </w:rPr>
         <w:t xml:space="preserve">복음이 주는 기쁨은 문제가 사라져서 생기는 기쁨이 아닙니다. 죄 사함을 받고, 하나님과 화목하게 되고, 그리스도 안에서 새 생명을 얻은 기쁨입니다. 그래서 이 기쁨은 박해 중에도, 흩어짐 중에도 빼앗기지 않습니다. 그리스도가 계신 곳에 기쁨이 있습니다.</w:t>
       </w:r>
     </w:p>
@@ -1299,6 +1338,19 @@
           <w:szCs w:val="24"/>
         </w:rPr>
         <w:t xml:space="preserve">박해의 바람조차 복음의 길로 바꾸시는 주권자 하나님 아버지, 저희 인생의 흩어짐과 눈물도 주님의 손 안에 있음을 믿습니다. 원치 않는 자리에서 원망하던 저희를 용서하시고, 그 자리가 주님이 심으신 자리임을 깨닫게 하옵소서.</w:t>
+      </w:r>
+    </w:p>
+    <w:p>
+      <w:pPr>
+        <w:spacing w:after="160" w:line="360"/>
+      </w:pPr>
+      <w:r>
+        <w:rPr>
+          <w:rFonts w:ascii="맑은 고딕" w:cs="맑은 고딕" w:eastAsia="맑은 고딕" w:hAnsi="맑은 고딕"/>
+          <w:sz w:val="24"/>
+          <w:szCs w:val="24"/>
+        </w:rPr>
+        <w:t xml:space="preserve">원치 않는 곳으로 옮겨져 외로움 속에 있는 지체들을 위로하여 주시고, 저희 교회가 그들의 울타리가 되게 하옵소서.</w:t>
       </w:r>
     </w:p>
     <w:p>

--- a/acts-sermons/docx/24_2027-03-28_흩어진사람들이두루다니며_행8장1-8절.docx
+++ b/acts-sermons/docx/24_2027-03-28_흩어진사람들이두루다니며_행8장1-8절.docx
@@ -420,7 +420,7 @@
           <w:sz w:val="24"/>
           <w:szCs w:val="24"/>
         </w:rPr>
-        <w:t xml:space="preserve">1950년 12월, 한국전쟁 중 중공군에 밀려 국군과 유엔군이 함경도 흥남 부두에서 철수하게 되었습니다. 부두에는 북쪽에서 내려온 피난민 수만 명이 몰려들었습니다. 그때 미국 화물선 메러디스 빅토리호는 원래 실었던 무기를 내리고 피난민을 태웠습니다. 몇십 명의 선원을 위해 지어진 배에 약 1만 4천 명이 올라탔다고 기록되어 있습니다. 그리고 그 배는 성탄절 무렵 거제도에 도착했습니다.</w:t>
+        <w:t xml:space="preserve">1950년 12월, 한국전쟁 중 중공군에 밀려 국군과 유엔군이 함경도 흥남 부두에서 철수하게 되었습니다. 부두에는 북쪽에서 내려온 피난민 수만 명이 몰려들었습니다. 그때 미국 화물선 메러디스 빅토리호가 피난민을 태우기로 했습니다. 몇십 명의 선원을 위해 지어진 배에 약 1만 4천 명이 올라탔다고 기록되어 있습니다. 그리고 그 배는 성탄절 무렵 거제도에 도착했습니다.</w:t>
       </w:r>
     </w:p>
     <w:p>
